--- a/Backend/src/templates/Form 5.docx
+++ b/Backend/src/templates/Form 5.docx
@@ -475,13 +475,14 @@
               <w:pStyle w:val="TableParagraph"/>
               <w:ind w:left="198" w:right="50"/>
               <w:rPr>
+                <w:bCs/>
                 <w:sz w:val="24"/>
               </w:rPr>
             </w:pPr>
             <w:bookmarkStart w:id="0" w:name="_Hlk223197019"/>
             <w:r>
               <w:rPr>
-                <w:b/>
+                <w:bCs/>
                 <w:color w:val="000000" w:themeColor="text1"/>
                 <w:sz w:val="24"/>
                 <w:szCs w:val="24"/>
@@ -491,25 +492,23 @@
             </w:r>
             <w:r>
               <w:rPr>
+                <w:bCs/>
                 <w:sz w:val="24"/>
               </w:rPr>
               <w:t xml:space="preserve">, </w:t>
             </w:r>
-          </w:p>
-          <w:bookmarkEnd w:id="0"/>
-          <w:p>
-            <w:pPr>
-              <w:pStyle w:val="NoSpacing"/>
-              <w:jc w:val="both"/>
+            <w:bookmarkEnd w:id="0"/>
+            <w:r>
               <w:rPr>
                 <w:szCs w:val="24"/>
               </w:rPr>
-            </w:pPr>
+              <w:t>an Educational Institution, of the address</w:t>
+            </w:r>
             <w:r>
               <w:rPr>
                 <w:szCs w:val="24"/>
               </w:rPr>
-              <w:t>an Educational Institution, of the address</w:t>
+              <w:t>{APPLICANT_ADDRESS}</w:t>
             </w:r>
             <w:r>
               <w:rPr>
@@ -517,29 +516,6 @@
                 <w:szCs w:val="24"/>
               </w:rPr>
               <w:t xml:space="preserve"> </w:t>
-            </w:r>
-            <w:r>
-              <w:rPr>
-                <w:color w:val="000000" w:themeColor="text1"/>
-                <w:szCs w:val="24"/>
-              </w:rPr>
-              <w:t xml:space="preserve">NH-45, </w:t>
-            </w:r>
-            <w:proofErr w:type="spellStart"/>
-            <w:r>
-              <w:rPr>
-                <w:color w:val="000000" w:themeColor="text1"/>
-                <w:szCs w:val="24"/>
-              </w:rPr>
-              <w:t>Samayapuram</w:t>
-            </w:r>
-            <w:proofErr w:type="spellEnd"/>
-            <w:r>
-              <w:rPr>
-                <w:color w:val="000000" w:themeColor="text1"/>
-                <w:szCs w:val="24"/>
-              </w:rPr>
-              <w:t>, Trichy, Tamil Nadu, India- 621112</w:t>
             </w:r>
           </w:p>
         </w:tc>
@@ -785,25 +761,7 @@
                 <w:sz w:val="24"/>
                 <w:szCs w:val="24"/>
               </w:rPr>
-              <w:t>{</w:t>
-            </w:r>
-            <w:proofErr w:type="spellStart"/>
-            <w:r>
-              <w:rPr>
-                <w:b/>
-                <w:sz w:val="24"/>
-                <w:szCs w:val="24"/>
-              </w:rPr>
-              <w:t>inventor_name</w:t>
-            </w:r>
-            <w:proofErr w:type="spellEnd"/>
-            <w:r>
-              <w:rPr>
-                <w:b/>
-                <w:sz w:val="24"/>
-                <w:szCs w:val="24"/>
-              </w:rPr>
-              <w:t>}</w:t>
+              <w:t>{inventor_name}</w:t>
             </w:r>
           </w:p>
           <w:p>
@@ -872,25 +830,7 @@
                 <w:sz w:val="24"/>
                 <w:szCs w:val="24"/>
               </w:rPr>
-              <w:t>{</w:t>
-            </w:r>
-            <w:proofErr w:type="spellStart"/>
-            <w:r>
-              <w:rPr>
-                <w:b/>
-                <w:sz w:val="24"/>
-                <w:szCs w:val="24"/>
-              </w:rPr>
-              <w:t>inventor_address</w:t>
-            </w:r>
-            <w:proofErr w:type="spellEnd"/>
-            <w:r>
-              <w:rPr>
-                <w:b/>
-                <w:sz w:val="24"/>
-                <w:szCs w:val="24"/>
-              </w:rPr>
-              <w:t>}</w:t>
+              <w:t>{inventor_address}</w:t>
             </w:r>
           </w:p>
           <w:p>
@@ -1173,7 +1113,6 @@
               </w:rPr>
               <w:t>{</w:t>
             </w:r>
-            <w:proofErr w:type="spellStart"/>
             <w:r>
               <w:rPr>
                 <w:color w:val="000000" w:themeColor="text1"/>
@@ -1182,7 +1121,6 @@
               </w:rPr>
               <w:t>patent_officer</w:t>
             </w:r>
-            <w:proofErr w:type="spellEnd"/>
             <w:r>
               <w:rPr>
                 <w:color w:val="000000" w:themeColor="text1"/>
@@ -3972,6 +3910,7 @@
   <w:style w:type="character" w:default="1" w:styleId="DefaultParagraphFont">
     <w:name w:val="Default Paragraph Font"/>
     <w:uiPriority w:val="1"/>
+    <w:semiHidden/>
     <w:unhideWhenUsed/>
   </w:style>
   <w:style w:type="table" w:default="1" w:styleId="TableNormal">
@@ -4087,6 +4026,23 @@
     <w:name w:val="il"/>
     <w:basedOn w:val="DefaultParagraphFont"/>
     <w:rsid w:val="00081C54"/>
+  </w:style>
+  <w:style w:type="paragraph" w:customStyle="1" w:styleId="MediumGrid1-Accent21">
+    <w:name w:val="Medium Grid 1 - Accent 21"/>
+    <w:basedOn w:val="Normal"/>
+    <w:qFormat/>
+    <w:rsid w:val="00C272CD"/>
+    <w:pPr>
+      <w:widowControl/>
+      <w:autoSpaceDE/>
+      <w:autoSpaceDN/>
+      <w:spacing w:before="100" w:beforeAutospacing="1" w:after="200" w:line="264" w:lineRule="auto"/>
+      <w:ind w:left="720"/>
+      <w:contextualSpacing/>
+    </w:pPr>
+    <w:rPr>
+      <w:rFonts w:ascii="Calibri" w:hAnsi="Calibri"/>
+    </w:rPr>
   </w:style>
 </w:styles>
 </file>
@@ -4372,4 +4328,16 @@
   <a:objectDefaults/>
   <a:extraClrSchemeLst/>
 </a:theme>
+</file>
+
+<file path=customXml/item1.xml><?xml version="1.0" encoding="utf-8"?>
+<b:Sources xmlns:b="http://schemas.openxmlformats.org/officeDocument/2006/bibliography" xmlns="http://schemas.openxmlformats.org/officeDocument/2006/bibliography" SelectedStyle="\APASixthEditionOfficeOnline.xsl" StyleName="APA" Version="6"/>
+</file>
+
+<file path=customXml/itemProps1.xml><?xml version="1.0" encoding="utf-8"?>
+<ds:datastoreItem xmlns:ds="http://schemas.openxmlformats.org/officeDocument/2006/customXml" ds:itemID="{6B431E3F-6646-44B9-879E-1A43F2E10AFF}">
+  <ds:schemaRefs>
+    <ds:schemaRef ds:uri="http://schemas.openxmlformats.org/officeDocument/2006/bibliography"/>
+  </ds:schemaRefs>
+</ds:datastoreItem>
 </file>
--- a/Backend/src/templates/Form 5.docx
+++ b/Backend/src/templates/Form 5.docx
@@ -508,6 +508,12 @@
               <w:rPr>
                 <w:szCs w:val="24"/>
               </w:rPr>
+              <w:t xml:space="preserve"> </w:t>
+            </w:r>
+            <w:r>
+              <w:rPr>
+                <w:szCs w:val="24"/>
+              </w:rPr>
               <w:t>{APPLICANT_ADDRESS}</w:t>
             </w:r>
             <w:r>
@@ -557,7 +563,11 @@
               </w:rPr>
             </w:pPr>
             <w:r>
-              <w:t>hereby declare that the true and first inventor(s) of the invention disclosed in the Complete specification</w:t>
+              <w:t xml:space="preserve">hereby declare that the true and first inventor(s) of the invention disclosed in the Complete </w:t>
+            </w:r>
+            <w:proofErr w:type="gramStart"/>
+            <w:r>
+              <w:t>specification</w:t>
             </w:r>
             <w:r>
               <w:t xml:space="preserve"> </w:t>
@@ -571,6 +581,7 @@
             <w:r>
               <w:t>filed</w:t>
             </w:r>
+            <w:proofErr w:type="gramEnd"/>
             <w:r>
               <w:rPr>
                 <w:spacing w:val="-2"/>
@@ -761,7 +772,25 @@
                 <w:sz w:val="24"/>
                 <w:szCs w:val="24"/>
               </w:rPr>
-              <w:t>{inventor_name}</w:t>
+              <w:t>{</w:t>
+            </w:r>
+            <w:proofErr w:type="spellStart"/>
+            <w:r>
+              <w:rPr>
+                <w:b/>
+                <w:sz w:val="24"/>
+                <w:szCs w:val="24"/>
+              </w:rPr>
+              <w:t>inventor_name</w:t>
+            </w:r>
+            <w:proofErr w:type="spellEnd"/>
+            <w:r>
+              <w:rPr>
+                <w:b/>
+                <w:sz w:val="24"/>
+                <w:szCs w:val="24"/>
+              </w:rPr>
+              <w:t>}</w:t>
             </w:r>
           </w:p>
           <w:p>
@@ -830,7 +859,25 @@
                 <w:sz w:val="24"/>
                 <w:szCs w:val="24"/>
               </w:rPr>
-              <w:t>{inventor_address}</w:t>
+              <w:t>{</w:t>
+            </w:r>
+            <w:proofErr w:type="spellStart"/>
+            <w:r>
+              <w:rPr>
+                <w:b/>
+                <w:sz w:val="24"/>
+                <w:szCs w:val="24"/>
+              </w:rPr>
+              <w:t>inventor_address</w:t>
+            </w:r>
+            <w:proofErr w:type="spellEnd"/>
+            <w:r>
+              <w:rPr>
+                <w:b/>
+                <w:sz w:val="24"/>
+                <w:szCs w:val="24"/>
+              </w:rPr>
+              <w:t>}</w:t>
             </w:r>
           </w:p>
           <w:p>
@@ -855,7 +902,15 @@
               <w:t xml:space="preserve"> </w:t>
             </w:r>
             <w:r>
-              <w:t>this…..day</w:t>
+              <w:t>this</w:t>
+            </w:r>
+            <w:proofErr w:type="gramStart"/>
+            <w:r>
+              <w:t>…..</w:t>
+            </w:r>
+            <w:proofErr w:type="gramEnd"/>
+            <w:r>
+              <w:t>day</w:t>
             </w:r>
             <w:r>
               <w:rPr>
@@ -871,7 +926,7 @@
               <w:t>202</w:t>
             </w:r>
             <w:r>
-              <w:t>4</w:t>
+              <w:t>6</w:t>
             </w:r>
           </w:p>
           <w:p>
@@ -925,9 +980,11 @@
             <w:r>
               <w:t>………</w:t>
             </w:r>
+            <w:proofErr w:type="gramStart"/>
             <w:r>
               <w:t>.....</w:t>
             </w:r>
+            <w:proofErr w:type="gramEnd"/>
             <w:r>
               <w:t>……</w:t>
             </w:r>
@@ -1113,6 +1170,7 @@
               </w:rPr>
               <w:t>{</w:t>
             </w:r>
+            <w:proofErr w:type="spellStart"/>
             <w:r>
               <w:rPr>
                 <w:color w:val="000000" w:themeColor="text1"/>
@@ -1121,6 +1179,7 @@
               </w:rPr>
               <w:t>patent_officer</w:t>
             </w:r>
+            <w:proofErr w:type="spellEnd"/>
             <w:r>
               <w:rPr>
                 <w:color w:val="000000" w:themeColor="text1"/>
